--- a/source_verified_v2/documents/CG_Cover_Letter_ReplayVerified.docx
+++ b/source_verified_v2/documents/CG_Cover_Letter_ReplayVerified.docx
@@ -149,7 +149,7 @@
           <w:color w:val="000000"/>
           <w:sz w:val="22"/>
         </w:rPr>
-        <w:t>The computational contribution connects unique waveform identity, grouped OOF construction, feature interfaces and model provenance. Fresh replay loads all 106 checkpoints and reproduces OOF features and 70 test prediction sets; independent calculations reproduce all 1,260 metric rows. Manual-status, threshold and station diagnostics qualify the findings. Established grouping and stacking methods are not presented as new algorithms. Historical development exposure prevents an independent-confirmation claim; the small unseen-station subset does not establish transfer. The original extraction recipe remains unavailable.</w:t>
+        <w:t>The computational contribution connects unique waveform identity, grouped OOF construction, feature interfaces and model provenance. Fresh replay loads all 106 checkpoints and reproduces OOF features and 70 test prediction sets; independent calculations reproduce all 1,260 metric rows. Manual-status, threshold and station diagnostics qualify the findings. Established grouping and stacking methods are not presented as new algorithms. Historical development exposure prevents an independent-confirmation claim; the small unseen-station subset does not establish transfer. The original extraction recipe remains unavailable. The verified v2 release is archived at https://doi.org/10.5281/zenodo.22824997.</w:t>
       </w:r>
     </w:p>
     <w:p>
